--- a/Agile-Scrum_TrieuTanTu_De03.docx
+++ b/Agile-Scrum_TrieuTanTu_De03.docx
@@ -617,20 +617,8 @@
                 <w:sz w:val="24"/>
                 <w:szCs w:val="24"/>
               </w:rPr>
-              <w:t xml:space="preserve"> </w:t>
-            </w:r>
-            <w:proofErr w:type="spellStart"/>
-            <w:r>
-              <w:rPr>
-                <w:rFonts w:ascii="Times New Roman" w:eastAsia="Times New Roman" w:hAnsi="Times New Roman" w:cs="Times New Roman"/>
-                <w:b/>
-                <w:bCs/>
-                <w:sz w:val="24"/>
-                <w:szCs w:val="24"/>
-              </w:rPr>
-              <w:t>đề</w:t>
-            </w:r>
-            <w:proofErr w:type="spellEnd"/>
+              <w:t xml:space="preserve"> đề</w:t>
+            </w:r>
           </w:p>
         </w:tc>
         <w:tc>
@@ -1647,6 +1635,7 @@
               <w:t xml:space="preserve"> </w:t>
             </w:r>
             <w:proofErr w:type="spellStart"/>
+            <w:proofErr w:type="gramStart"/>
             <w:r>
               <w:rPr>
                 <w:rFonts w:ascii="Times New Roman" w:eastAsia="Times New Roman" w:hAnsi="Times New Roman" w:cs="Times New Roman"/>
@@ -1662,7 +1651,16 @@
                 <w:sz w:val="24"/>
                 <w:szCs w:val="24"/>
               </w:rPr>
-              <w:t xml:space="preserve"> , </w:t>
+              <w:t xml:space="preserve"> ,</w:t>
+            </w:r>
+            <w:proofErr w:type="gramEnd"/>
+            <w:r>
+              <w:rPr>
+                <w:rFonts w:ascii="Times New Roman" w:eastAsia="Times New Roman" w:hAnsi="Times New Roman" w:cs="Times New Roman"/>
+                <w:sz w:val="24"/>
+                <w:szCs w:val="24"/>
+              </w:rPr>
+              <w:t xml:space="preserve"> </w:t>
             </w:r>
             <w:proofErr w:type="spellStart"/>
             <w:r>
@@ -2008,6 +2006,7 @@
               <w:t xml:space="preserve"> </w:t>
             </w:r>
             <w:proofErr w:type="spellStart"/>
+            <w:proofErr w:type="gramStart"/>
             <w:r>
               <w:rPr>
                 <w:rFonts w:ascii="Times New Roman" w:eastAsia="Times New Roman" w:hAnsi="Times New Roman" w:cs="Times New Roman"/>
@@ -2023,7 +2022,16 @@
                 <w:sz w:val="24"/>
                 <w:szCs w:val="24"/>
               </w:rPr>
-              <w:t xml:space="preserve"> , </w:t>
+              <w:t xml:space="preserve"> ,</w:t>
+            </w:r>
+            <w:proofErr w:type="gramEnd"/>
+            <w:r>
+              <w:rPr>
+                <w:rFonts w:ascii="Times New Roman" w:eastAsia="Times New Roman" w:hAnsi="Times New Roman" w:cs="Times New Roman"/>
+                <w:sz w:val="24"/>
+                <w:szCs w:val="24"/>
+              </w:rPr>
+              <w:t xml:space="preserve"> </w:t>
             </w:r>
             <w:proofErr w:type="spellStart"/>
             <w:r>
@@ -3663,6 +3671,7 @@
               <w:t xml:space="preserve"> </w:t>
             </w:r>
             <w:proofErr w:type="spellStart"/>
+            <w:proofErr w:type="gramStart"/>
             <w:r>
               <w:rPr>
                 <w:rFonts w:ascii="Times New Roman" w:eastAsia="Times New Roman" w:hAnsi="Times New Roman" w:cs="Times New Roman"/>
@@ -3678,7 +3687,16 @@
                 <w:sz w:val="24"/>
                 <w:szCs w:val="24"/>
               </w:rPr>
-              <w:t xml:space="preserve"> , </w:t>
+              <w:t xml:space="preserve"> ,</w:t>
+            </w:r>
+            <w:proofErr w:type="gramEnd"/>
+            <w:r>
+              <w:rPr>
+                <w:rFonts w:ascii="Times New Roman" w:eastAsia="Times New Roman" w:hAnsi="Times New Roman" w:cs="Times New Roman"/>
+                <w:sz w:val="24"/>
+                <w:szCs w:val="24"/>
+              </w:rPr>
+              <w:t xml:space="preserve"> </w:t>
             </w:r>
             <w:proofErr w:type="spellStart"/>
             <w:r>
@@ -3753,6 +3771,7 @@
               <w:t xml:space="preserve"> </w:t>
             </w:r>
             <w:proofErr w:type="spellStart"/>
+            <w:proofErr w:type="gramStart"/>
             <w:r>
               <w:rPr>
                 <w:rFonts w:ascii="Times New Roman" w:eastAsia="Times New Roman" w:hAnsi="Times New Roman" w:cs="Times New Roman"/>
@@ -3768,7 +3787,16 @@
                 <w:sz w:val="24"/>
                 <w:szCs w:val="24"/>
               </w:rPr>
-              <w:t xml:space="preserve"> , </w:t>
+              <w:t xml:space="preserve"> ,</w:t>
+            </w:r>
+            <w:proofErr w:type="gramEnd"/>
+            <w:r>
+              <w:rPr>
+                <w:rFonts w:ascii="Times New Roman" w:eastAsia="Times New Roman" w:hAnsi="Times New Roman" w:cs="Times New Roman"/>
+                <w:sz w:val="24"/>
+                <w:szCs w:val="24"/>
+              </w:rPr>
+              <w:t xml:space="preserve"> </w:t>
             </w:r>
             <w:proofErr w:type="spellStart"/>
             <w:r>
@@ -4564,6 +4592,7 @@
               <w:t xml:space="preserve"> </w:t>
             </w:r>
             <w:proofErr w:type="spellStart"/>
+            <w:proofErr w:type="gramStart"/>
             <w:r>
               <w:rPr>
                 <w:rFonts w:ascii="Times New Roman" w:eastAsia="Times New Roman" w:hAnsi="Times New Roman" w:cs="Times New Roman"/>
@@ -4579,7 +4608,16 @@
                 <w:sz w:val="24"/>
                 <w:szCs w:val="24"/>
               </w:rPr>
-              <w:t xml:space="preserve"> , </w:t>
+              <w:t xml:space="preserve"> ,</w:t>
+            </w:r>
+            <w:proofErr w:type="gramEnd"/>
+            <w:r>
+              <w:rPr>
+                <w:rFonts w:ascii="Times New Roman" w:eastAsia="Times New Roman" w:hAnsi="Times New Roman" w:cs="Times New Roman"/>
+                <w:sz w:val="24"/>
+                <w:szCs w:val="24"/>
+              </w:rPr>
+              <w:t xml:space="preserve"> </w:t>
             </w:r>
             <w:proofErr w:type="spellStart"/>
             <w:r>
@@ -6181,6 +6219,7 @@
               <w:t xml:space="preserve"> </w:t>
             </w:r>
             <w:proofErr w:type="spellStart"/>
+            <w:proofErr w:type="gramStart"/>
             <w:r>
               <w:rPr>
                 <w:rFonts w:ascii="Times New Roman" w:eastAsia="Times New Roman" w:hAnsi="Times New Roman" w:cs="Times New Roman"/>
@@ -6196,7 +6235,16 @@
                 <w:sz w:val="24"/>
                 <w:szCs w:val="24"/>
               </w:rPr>
-              <w:t xml:space="preserve"> , </w:t>
+              <w:t xml:space="preserve"> ,</w:t>
+            </w:r>
+            <w:proofErr w:type="gramEnd"/>
+            <w:r>
+              <w:rPr>
+                <w:rFonts w:ascii="Times New Roman" w:eastAsia="Times New Roman" w:hAnsi="Times New Roman" w:cs="Times New Roman"/>
+                <w:sz w:val="24"/>
+                <w:szCs w:val="24"/>
+              </w:rPr>
+              <w:t xml:space="preserve"> </w:t>
             </w:r>
             <w:proofErr w:type="spellStart"/>
             <w:r>
@@ -7485,6 +7533,7 @@
               <w:t xml:space="preserve"> </w:t>
             </w:r>
             <w:proofErr w:type="spellStart"/>
+            <w:proofErr w:type="gramStart"/>
             <w:r>
               <w:rPr>
                 <w:rFonts w:ascii="Times New Roman" w:eastAsia="Times New Roman" w:hAnsi="Times New Roman" w:cs="Times New Roman"/>
@@ -7500,7 +7549,16 @@
                 <w:sz w:val="24"/>
                 <w:szCs w:val="24"/>
               </w:rPr>
-              <w:t xml:space="preserve"> ; </w:t>
+              <w:t xml:space="preserve"> ;</w:t>
+            </w:r>
+            <w:proofErr w:type="gramEnd"/>
+            <w:r>
+              <w:rPr>
+                <w:rFonts w:ascii="Times New Roman" w:eastAsia="Times New Roman" w:hAnsi="Times New Roman" w:cs="Times New Roman"/>
+                <w:sz w:val="24"/>
+                <w:szCs w:val="24"/>
+              </w:rPr>
+              <w:t xml:space="preserve"> </w:t>
             </w:r>
             <w:proofErr w:type="spellStart"/>
             <w:r>
@@ -10187,6 +10245,7 @@
               <w:t xml:space="preserve"> </w:t>
             </w:r>
             <w:proofErr w:type="spellStart"/>
+            <w:proofErr w:type="gramStart"/>
             <w:r>
               <w:rPr>
                 <w:rFonts w:ascii="Times New Roman" w:eastAsia="Times New Roman" w:hAnsi="Times New Roman" w:cs="Times New Roman"/>
@@ -10202,7 +10261,16 @@
                 <w:sz w:val="24"/>
                 <w:szCs w:val="24"/>
               </w:rPr>
-              <w:t xml:space="preserve"> , </w:t>
+              <w:t xml:space="preserve"> ,</w:t>
+            </w:r>
+            <w:proofErr w:type="gramEnd"/>
+            <w:r>
+              <w:rPr>
+                <w:rFonts w:ascii="Times New Roman" w:eastAsia="Times New Roman" w:hAnsi="Times New Roman" w:cs="Times New Roman"/>
+                <w:sz w:val="24"/>
+                <w:szCs w:val="24"/>
+              </w:rPr>
+              <w:t xml:space="preserve"> </w:t>
             </w:r>
             <w:proofErr w:type="spellStart"/>
             <w:r>
@@ -10331,6 +10399,7 @@
               <w:t xml:space="preserve"> </w:t>
             </w:r>
             <w:proofErr w:type="spellStart"/>
+            <w:proofErr w:type="gramStart"/>
             <w:r>
               <w:rPr>
                 <w:rFonts w:ascii="Times New Roman" w:eastAsia="Times New Roman" w:hAnsi="Times New Roman" w:cs="Times New Roman"/>
@@ -10346,7 +10415,16 @@
                 <w:sz w:val="24"/>
                 <w:szCs w:val="24"/>
               </w:rPr>
-              <w:t xml:space="preserve"> , </w:t>
+              <w:t xml:space="preserve"> ,</w:t>
+            </w:r>
+            <w:proofErr w:type="gramEnd"/>
+            <w:r>
+              <w:rPr>
+                <w:rFonts w:ascii="Times New Roman" w:eastAsia="Times New Roman" w:hAnsi="Times New Roman" w:cs="Times New Roman"/>
+                <w:sz w:val="24"/>
+                <w:szCs w:val="24"/>
+              </w:rPr>
+              <w:t xml:space="preserve"> </w:t>
             </w:r>
             <w:proofErr w:type="spellStart"/>
             <w:r>
@@ -12214,7 +12292,43 @@
                 <w:sz w:val="24"/>
                 <w:szCs w:val="24"/>
               </w:rPr>
-              <w:t>B01 , B02 , B03, B05</w:t>
+              <w:t>B</w:t>
+            </w:r>
+            <w:proofErr w:type="gramStart"/>
+            <w:r>
+              <w:rPr>
+                <w:rFonts w:ascii="Times New Roman" w:eastAsia="Times New Roman" w:hAnsi="Times New Roman" w:cs="Times New Roman"/>
+                <w:sz w:val="24"/>
+                <w:szCs w:val="24"/>
+              </w:rPr>
+              <w:t>01 ,</w:t>
+            </w:r>
+            <w:proofErr w:type="gramEnd"/>
+            <w:r>
+              <w:rPr>
+                <w:rFonts w:ascii="Times New Roman" w:eastAsia="Times New Roman" w:hAnsi="Times New Roman" w:cs="Times New Roman"/>
+                <w:sz w:val="24"/>
+                <w:szCs w:val="24"/>
+              </w:rPr>
+              <w:t xml:space="preserve"> B</w:t>
+            </w:r>
+            <w:proofErr w:type="gramStart"/>
+            <w:r>
+              <w:rPr>
+                <w:rFonts w:ascii="Times New Roman" w:eastAsia="Times New Roman" w:hAnsi="Times New Roman" w:cs="Times New Roman"/>
+                <w:sz w:val="24"/>
+                <w:szCs w:val="24"/>
+              </w:rPr>
+              <w:t>02 ,</w:t>
+            </w:r>
+            <w:proofErr w:type="gramEnd"/>
+            <w:r>
+              <w:rPr>
+                <w:rFonts w:ascii="Times New Roman" w:eastAsia="Times New Roman" w:hAnsi="Times New Roman" w:cs="Times New Roman"/>
+                <w:sz w:val="24"/>
+                <w:szCs w:val="24"/>
+              </w:rPr>
+              <w:t xml:space="preserve"> B03, B05</w:t>
             </w:r>
           </w:p>
         </w:tc>
@@ -12897,7 +13011,25 @@
                 <w:sz w:val="24"/>
                 <w:szCs w:val="24"/>
               </w:rPr>
-              <w:t xml:space="preserve"> UI/UX , </w:t>
+              <w:t xml:space="preserve"> UI/</w:t>
+            </w:r>
+            <w:proofErr w:type="gramStart"/>
+            <w:r>
+              <w:rPr>
+                <w:rFonts w:ascii="Times New Roman" w:eastAsia="Times New Roman" w:hAnsi="Times New Roman" w:cs="Times New Roman"/>
+                <w:sz w:val="24"/>
+                <w:szCs w:val="24"/>
+              </w:rPr>
+              <w:t>UX ,</w:t>
+            </w:r>
+            <w:proofErr w:type="gramEnd"/>
+            <w:r>
+              <w:rPr>
+                <w:rFonts w:ascii="Times New Roman" w:eastAsia="Times New Roman" w:hAnsi="Times New Roman" w:cs="Times New Roman"/>
+                <w:sz w:val="24"/>
+                <w:szCs w:val="24"/>
+              </w:rPr>
+              <w:t xml:space="preserve"> </w:t>
             </w:r>
             <w:proofErr w:type="spellStart"/>
             <w:r>
@@ -13112,7 +13244,25 @@
                 <w:sz w:val="24"/>
                 <w:szCs w:val="24"/>
               </w:rPr>
-              <w:t xml:space="preserve"> Database , </w:t>
+              <w:t xml:space="preserve"> </w:t>
+            </w:r>
+            <w:proofErr w:type="gramStart"/>
+            <w:r>
+              <w:rPr>
+                <w:rFonts w:ascii="Times New Roman" w:eastAsia="Times New Roman" w:hAnsi="Times New Roman" w:cs="Times New Roman"/>
+                <w:sz w:val="24"/>
+                <w:szCs w:val="24"/>
+              </w:rPr>
+              <w:t>Database ,</w:t>
+            </w:r>
+            <w:proofErr w:type="gramEnd"/>
+            <w:r>
+              <w:rPr>
+                <w:rFonts w:ascii="Times New Roman" w:eastAsia="Times New Roman" w:hAnsi="Times New Roman" w:cs="Times New Roman"/>
+                <w:sz w:val="24"/>
+                <w:szCs w:val="24"/>
+              </w:rPr>
+              <w:t xml:space="preserve"> </w:t>
             </w:r>
             <w:proofErr w:type="spellStart"/>
             <w:r>
@@ -15511,7 +15661,23 @@
                 <w:sz w:val="24"/>
                 <w:szCs w:val="24"/>
               </w:rPr>
-              <w:t>Project Owner</w:t>
+              <w:t>Pro</w:t>
+            </w:r>
+            <w:r>
+              <w:rPr>
+                <w:rFonts w:ascii="Times New Roman" w:eastAsia="Times New Roman" w:hAnsi="Times New Roman" w:cs="Times New Roman"/>
+                <w:sz w:val="24"/>
+                <w:szCs w:val="24"/>
+              </w:rPr>
+              <w:t>duct</w:t>
+            </w:r>
+            <w:r>
+              <w:rPr>
+                <w:rFonts w:ascii="Times New Roman" w:eastAsia="Times New Roman" w:hAnsi="Times New Roman" w:cs="Times New Roman"/>
+                <w:sz w:val="24"/>
+                <w:szCs w:val="24"/>
+              </w:rPr>
+              <w:t xml:space="preserve"> Owner</w:t>
             </w:r>
           </w:p>
         </w:tc>
@@ -15819,6 +15985,7 @@
               <w:t xml:space="preserve"> ý </w:t>
             </w:r>
             <w:proofErr w:type="spellStart"/>
+            <w:proofErr w:type="gramStart"/>
             <w:r>
               <w:rPr>
                 <w:rFonts w:ascii="Times New Roman" w:eastAsia="Times New Roman" w:hAnsi="Times New Roman" w:cs="Times New Roman"/>
@@ -15834,7 +16001,16 @@
                 <w:sz w:val="24"/>
                 <w:szCs w:val="24"/>
               </w:rPr>
-              <w:t xml:space="preserve"> , </w:t>
+              <w:t xml:space="preserve"> ,</w:t>
+            </w:r>
+            <w:proofErr w:type="gramEnd"/>
+            <w:r>
+              <w:rPr>
+                <w:rFonts w:ascii="Times New Roman" w:eastAsia="Times New Roman" w:hAnsi="Times New Roman" w:cs="Times New Roman"/>
+                <w:sz w:val="24"/>
+                <w:szCs w:val="24"/>
+              </w:rPr>
+              <w:t xml:space="preserve"> </w:t>
             </w:r>
             <w:proofErr w:type="spellStart"/>
             <w:r>
